--- a/Apartado Mecánico .docx
+++ b/Apartado Mecánico .docx
@@ -25,24 +25,7 @@
           <w:u w:val="none"/>
           <w:vertAlign w:val="baseline"/>
         </w:rPr>
-        <w:t>Apartad</w:t>
-      </w:r>
-      <w:bookmarkStart w:id="0" w:name="_GoBack"/>
-      <w:bookmarkEnd w:id="0"/>
-      <w:r>
-        <w:rPr>
-          <w:rFonts w:hint="default" w:ascii="Times New Roman" w:hAnsi="Times New Roman" w:cs="Times New Roman"/>
-          <w:b/>
-          <w:bCs/>
-          <w:i w:val="0"/>
-          <w:iCs w:val="0"/>
-          <w:color w:val="000000"/>
-          <w:sz w:val="24"/>
-          <w:szCs w:val="24"/>
-          <w:u w:val="none"/>
-          <w:vertAlign w:val="baseline"/>
-        </w:rPr>
-        <w:t>o Mecánico </w:t>
+        <w:t>Apartado Mecánico </w:t>
       </w:r>
     </w:p>
     <w:p>
@@ -1588,6 +1571,1650 @@
       </w:pPr>
     </w:p>
     <w:p/>
+    <w:p/>
+    <w:p>
+      <w:pPr>
+        <w:pStyle w:val="4"/>
+        <w:keepNext w:val="0"/>
+        <w:keepLines w:val="0"/>
+        <w:widowControl/>
+        <w:suppressLineNumbers w:val="0"/>
+        <w:bidi w:val="0"/>
+        <w:spacing w:before="0" w:beforeAutospacing="0" w:after="200" w:afterAutospacing="0" w:line="15" w:lineRule="atLeast"/>
+      </w:pPr>
+      <w:r>
+        <w:rPr>
+          <w:rFonts w:hint="default" w:ascii="Times New Roman" w:hAnsi="Times New Roman" w:cs="Times New Roman"/>
+          <w:b/>
+          <w:bCs/>
+          <w:i w:val="0"/>
+          <w:iCs w:val="0"/>
+          <w:color w:val="000000"/>
+          <w:sz w:val="24"/>
+          <w:szCs w:val="24"/>
+          <w:u w:val="none"/>
+          <w:vertAlign w:val="baseline"/>
+        </w:rPr>
+        <w:t>Tabla 3.</w:t>
+      </w:r>
+      <w:r>
+        <w:rPr>
+          <w:rFonts w:hint="default" w:ascii="Times New Roman" w:hAnsi="Times New Roman" w:cs="Times New Roman"/>
+          <w:i/>
+          <w:iCs/>
+          <w:color w:val="000000"/>
+          <w:sz w:val="24"/>
+          <w:szCs w:val="24"/>
+          <w:u w:val="none"/>
+          <w:vertAlign w:val="baseline"/>
+        </w:rPr>
+        <w:t xml:space="preserve"> Distintos tipos de tornillos sin fin o transportadores</w:t>
+      </w:r>
+    </w:p>
+    <w:p>
+      <w:pPr>
+        <w:keepNext w:val="0"/>
+        <w:keepLines w:val="0"/>
+        <w:widowControl/>
+        <w:suppressLineNumbers w:val="0"/>
+        <w:jc w:val="left"/>
+      </w:pPr>
+    </w:p>
+    <w:tbl>
+      <w:tblPr>
+        <w:tblW w:w="0" w:type="auto"/>
+        <w:tblInd w:w="0" w:type="dxa"/>
+        <w:tblBorders>
+          <w:top w:val="none" w:color="auto" w:sz="0" w:space="0"/>
+          <w:left w:val="none" w:color="auto" w:sz="0" w:space="0"/>
+          <w:bottom w:val="none" w:color="auto" w:sz="0" w:space="0"/>
+          <w:right w:val="none" w:color="auto" w:sz="0" w:space="0"/>
+          <w:insideH w:val="none" w:color="auto" w:sz="0" w:space="0"/>
+          <w:insideV w:val="none" w:color="auto" w:sz="0" w:space="0"/>
+        </w:tblBorders>
+        <w:shd w:val="clear"/>
+        <w:tblLayout w:type="autofit"/>
+        <w:tblCellMar>
+          <w:top w:w="15" w:type="dxa"/>
+          <w:left w:w="15" w:type="dxa"/>
+          <w:bottom w:w="15" w:type="dxa"/>
+          <w:right w:w="15" w:type="dxa"/>
+        </w:tblCellMar>
+      </w:tblPr>
+      <w:tblGrid>
+        <w:gridCol w:w="1508"/>
+        <w:gridCol w:w="4008"/>
+        <w:gridCol w:w="2990"/>
+      </w:tblGrid>
+      <w:tr>
+        <w:tblPrEx>
+          <w:tblBorders>
+            <w:top w:val="none" w:color="auto" w:sz="0" w:space="0"/>
+            <w:left w:val="none" w:color="auto" w:sz="0" w:space="0"/>
+            <w:bottom w:val="none" w:color="auto" w:sz="0" w:space="0"/>
+            <w:right w:val="none" w:color="auto" w:sz="0" w:space="0"/>
+            <w:insideH w:val="none" w:color="auto" w:sz="0" w:space="0"/>
+            <w:insideV w:val="none" w:color="auto" w:sz="0" w:space="0"/>
+          </w:tblBorders>
+          <w:shd w:val="clear"/>
+          <w:tblCellMar>
+            <w:top w:w="15" w:type="dxa"/>
+            <w:left w:w="15" w:type="dxa"/>
+            <w:bottom w:w="15" w:type="dxa"/>
+            <w:right w:w="15" w:type="dxa"/>
+          </w:tblCellMar>
+        </w:tblPrEx>
+        <w:trPr>
+          <w:trHeight w:val="0" w:hRule="atLeast"/>
+        </w:trPr>
+        <w:tc>
+          <w:tcPr>
+            <w:tcW w:w="0" w:type="auto"/>
+            <w:shd w:val="clear"/>
+            <w:tcMar>
+              <w:top w:w="0" w:type="dxa"/>
+              <w:left w:w="100" w:type="dxa"/>
+              <w:bottom w:w="0" w:type="dxa"/>
+              <w:right w:w="100" w:type="dxa"/>
+            </w:tcMar>
+            <w:vAlign w:val="top"/>
+          </w:tcPr>
+          <w:p>
+            <w:pPr>
+              <w:pStyle w:val="4"/>
+              <w:keepNext w:val="0"/>
+              <w:keepLines w:val="0"/>
+              <w:widowControl/>
+              <w:suppressLineNumbers w:val="0"/>
+              <w:bidi w:val="0"/>
+              <w:spacing w:before="0" w:beforeAutospacing="0" w:after="0" w:afterAutospacing="0" w:line="15" w:lineRule="atLeast"/>
+              <w:jc w:val="center"/>
+            </w:pPr>
+            <w:r>
+              <w:rPr>
+                <w:rFonts w:hint="default" w:ascii="Times New Roman" w:hAnsi="Times New Roman" w:cs="Times New Roman"/>
+                <w:i w:val="0"/>
+                <w:iCs w:val="0"/>
+                <w:color w:val="000000"/>
+                <w:sz w:val="22"/>
+                <w:szCs w:val="22"/>
+                <w:u w:val="none"/>
+                <w:bdr w:val="none" w:color="auto" w:sz="0" w:space="0"/>
+                <w:vertAlign w:val="baseline"/>
+              </w:rPr>
+              <w:t>Tipo</w:t>
+            </w:r>
+          </w:p>
+        </w:tc>
+        <w:tc>
+          <w:tcPr>
+            <w:tcW w:w="0" w:type="auto"/>
+            <w:shd w:val="clear"/>
+            <w:tcMar>
+              <w:top w:w="0" w:type="dxa"/>
+              <w:left w:w="100" w:type="dxa"/>
+              <w:bottom w:w="0" w:type="dxa"/>
+              <w:right w:w="100" w:type="dxa"/>
+            </w:tcMar>
+            <w:vAlign w:val="top"/>
+          </w:tcPr>
+          <w:p>
+            <w:pPr>
+              <w:pStyle w:val="4"/>
+              <w:keepNext w:val="0"/>
+              <w:keepLines w:val="0"/>
+              <w:widowControl/>
+              <w:suppressLineNumbers w:val="0"/>
+              <w:bidi w:val="0"/>
+              <w:spacing w:before="0" w:beforeAutospacing="0" w:after="0" w:afterAutospacing="0" w:line="15" w:lineRule="atLeast"/>
+              <w:jc w:val="center"/>
+            </w:pPr>
+            <w:r>
+              <w:rPr>
+                <w:rFonts w:hint="default" w:ascii="Times New Roman" w:hAnsi="Times New Roman" w:cs="Times New Roman"/>
+                <w:i w:val="0"/>
+                <w:iCs w:val="0"/>
+                <w:color w:val="000000"/>
+                <w:sz w:val="22"/>
+                <w:szCs w:val="22"/>
+                <w:u w:val="none"/>
+                <w:bdr w:val="none" w:color="auto" w:sz="0" w:space="0"/>
+                <w:vertAlign w:val="baseline"/>
+              </w:rPr>
+              <w:t>Características/Aplicaciones</w:t>
+            </w:r>
+          </w:p>
+        </w:tc>
+        <w:tc>
+          <w:tcPr>
+            <w:tcW w:w="0" w:type="auto"/>
+            <w:shd w:val="clear"/>
+            <w:tcMar>
+              <w:top w:w="0" w:type="dxa"/>
+              <w:left w:w="100" w:type="dxa"/>
+              <w:bottom w:w="0" w:type="dxa"/>
+              <w:right w:w="100" w:type="dxa"/>
+            </w:tcMar>
+            <w:vAlign w:val="top"/>
+          </w:tcPr>
+          <w:p>
+            <w:pPr>
+              <w:pStyle w:val="4"/>
+              <w:keepNext w:val="0"/>
+              <w:keepLines w:val="0"/>
+              <w:widowControl/>
+              <w:suppressLineNumbers w:val="0"/>
+              <w:bidi w:val="0"/>
+              <w:spacing w:before="0" w:beforeAutospacing="0" w:after="0" w:afterAutospacing="0" w:line="15" w:lineRule="atLeast"/>
+              <w:jc w:val="center"/>
+            </w:pPr>
+            <w:r>
+              <w:rPr>
+                <w:rFonts w:hint="default" w:ascii="Times New Roman" w:hAnsi="Times New Roman" w:cs="Times New Roman"/>
+                <w:i w:val="0"/>
+                <w:iCs w:val="0"/>
+                <w:color w:val="000000"/>
+                <w:sz w:val="22"/>
+                <w:szCs w:val="22"/>
+                <w:u w:val="none"/>
+                <w:bdr w:val="none" w:color="auto" w:sz="0" w:space="0"/>
+                <w:vertAlign w:val="baseline"/>
+              </w:rPr>
+              <w:t>Imagen</w:t>
+            </w:r>
+          </w:p>
+        </w:tc>
+      </w:tr>
+      <w:tr>
+        <w:tblPrEx>
+          <w:tblBorders>
+            <w:top w:val="none" w:color="auto" w:sz="0" w:space="0"/>
+            <w:left w:val="none" w:color="auto" w:sz="0" w:space="0"/>
+            <w:bottom w:val="none" w:color="auto" w:sz="0" w:space="0"/>
+            <w:right w:val="none" w:color="auto" w:sz="0" w:space="0"/>
+            <w:insideH w:val="none" w:color="auto" w:sz="0" w:space="0"/>
+            <w:insideV w:val="none" w:color="auto" w:sz="0" w:space="0"/>
+          </w:tblBorders>
+          <w:tblCellMar>
+            <w:top w:w="15" w:type="dxa"/>
+            <w:left w:w="15" w:type="dxa"/>
+            <w:bottom w:w="15" w:type="dxa"/>
+            <w:right w:w="15" w:type="dxa"/>
+          </w:tblCellMar>
+        </w:tblPrEx>
+        <w:trPr>
+          <w:trHeight w:val="0" w:hRule="atLeast"/>
+        </w:trPr>
+        <w:tc>
+          <w:tcPr>
+            <w:tcW w:w="0" w:type="auto"/>
+            <w:shd w:val="clear" w:color="auto" w:fill="F2F2F2"/>
+            <w:tcMar>
+              <w:top w:w="0" w:type="dxa"/>
+              <w:left w:w="100" w:type="dxa"/>
+              <w:bottom w:w="0" w:type="dxa"/>
+              <w:right w:w="100" w:type="dxa"/>
+            </w:tcMar>
+            <w:vAlign w:val="top"/>
+          </w:tcPr>
+          <w:p>
+            <w:pPr>
+              <w:pStyle w:val="4"/>
+              <w:keepNext w:val="0"/>
+              <w:keepLines w:val="0"/>
+              <w:widowControl/>
+              <w:suppressLineNumbers w:val="0"/>
+              <w:bidi w:val="0"/>
+              <w:spacing w:before="0" w:beforeAutospacing="0" w:after="0" w:afterAutospacing="0" w:line="15" w:lineRule="atLeast"/>
+            </w:pPr>
+            <w:r>
+              <w:rPr>
+                <w:rFonts w:hint="default" w:ascii="Times New Roman" w:hAnsi="Times New Roman" w:cs="Times New Roman"/>
+                <w:i w:val="0"/>
+                <w:iCs w:val="0"/>
+                <w:color w:val="000000"/>
+                <w:sz w:val="22"/>
+                <w:szCs w:val="22"/>
+                <w:u w:val="none"/>
+                <w:bdr w:val="none" w:color="auto" w:sz="0" w:space="0"/>
+                <w:vertAlign w:val="baseline"/>
+              </w:rPr>
+              <w:t>Hélice continua</w:t>
+            </w:r>
+          </w:p>
+        </w:tc>
+        <w:tc>
+          <w:tcPr>
+            <w:tcW w:w="0" w:type="auto"/>
+            <w:shd w:val="clear" w:color="auto" w:fill="F2F2F2"/>
+            <w:tcMar>
+              <w:top w:w="0" w:type="dxa"/>
+              <w:left w:w="100" w:type="dxa"/>
+              <w:bottom w:w="0" w:type="dxa"/>
+              <w:right w:w="100" w:type="dxa"/>
+            </w:tcMar>
+            <w:vAlign w:val="top"/>
+          </w:tcPr>
+          <w:p>
+            <w:pPr>
+              <w:pStyle w:val="4"/>
+              <w:keepNext w:val="0"/>
+              <w:keepLines w:val="0"/>
+              <w:widowControl/>
+              <w:suppressLineNumbers w:val="0"/>
+              <w:bidi w:val="0"/>
+              <w:spacing w:before="0" w:beforeAutospacing="0" w:after="0" w:afterAutospacing="0" w:line="15" w:lineRule="atLeast"/>
+              <w:jc w:val="both"/>
+            </w:pPr>
+            <w:r>
+              <w:rPr>
+                <w:rFonts w:hint="default" w:ascii="Times New Roman" w:hAnsi="Times New Roman" w:cs="Times New Roman"/>
+                <w:i w:val="0"/>
+                <w:iCs w:val="0"/>
+                <w:color w:val="000000"/>
+                <w:sz w:val="22"/>
+                <w:szCs w:val="22"/>
+                <w:u w:val="none"/>
+                <w:bdr w:val="none" w:color="auto" w:sz="0" w:space="0"/>
+                <w:vertAlign w:val="baseline"/>
+              </w:rPr>
+              <w:t>El paso de las aspas es igual al diámetro del eje, tornillo normal para transporte de sólidos</w:t>
+            </w:r>
+          </w:p>
+        </w:tc>
+        <w:tc>
+          <w:tcPr>
+            <w:tcW w:w="0" w:type="auto"/>
+            <w:shd w:val="clear" w:color="auto" w:fill="F2F2F2"/>
+            <w:tcMar>
+              <w:top w:w="0" w:type="dxa"/>
+              <w:left w:w="100" w:type="dxa"/>
+              <w:bottom w:w="0" w:type="dxa"/>
+              <w:right w:w="100" w:type="dxa"/>
+            </w:tcMar>
+            <w:vAlign w:val="top"/>
+          </w:tcPr>
+          <w:p>
+            <w:pPr>
+              <w:pStyle w:val="4"/>
+              <w:keepNext w:val="0"/>
+              <w:keepLines w:val="0"/>
+              <w:widowControl/>
+              <w:suppressLineNumbers w:val="0"/>
+              <w:bidi w:val="0"/>
+              <w:spacing w:before="0" w:beforeAutospacing="0" w:after="0" w:afterAutospacing="0" w:line="15" w:lineRule="atLeast"/>
+            </w:pPr>
+            <w:r>
+              <w:rPr>
+                <w:rFonts w:hint="default" w:ascii="Times New Roman" w:hAnsi="Times New Roman" w:cs="Times New Roman"/>
+                <w:i w:val="0"/>
+                <w:iCs w:val="0"/>
+                <w:color w:val="000000"/>
+                <w:sz w:val="22"/>
+                <w:szCs w:val="22"/>
+                <w:u w:val="none"/>
+                <w:bdr w:val="none" w:color="auto" w:sz="0" w:space="0"/>
+                <w:vertAlign w:val="baseline"/>
+              </w:rPr>
+              <w:drawing>
+                <wp:inline distT="0" distB="0" distL="114300" distR="114300">
+                  <wp:extent cx="1771650" cy="542925"/>
+                  <wp:effectExtent l="0" t="0" r="0" b="9525"/>
+                  <wp:docPr id="11" name="Imagen 5" descr="IMG_256"/>
+                  <wp:cNvGraphicFramePr>
+                    <a:graphicFrameLocks xmlns:a="http://schemas.openxmlformats.org/drawingml/2006/main" noChangeAspect="1"/>
+                  </wp:cNvGraphicFramePr>
+                  <a:graphic xmlns:a="http://schemas.openxmlformats.org/drawingml/2006/main">
+                    <a:graphicData uri="http://schemas.openxmlformats.org/drawingml/2006/picture">
+                      <pic:pic xmlns:pic="http://schemas.openxmlformats.org/drawingml/2006/picture">
+                        <pic:nvPicPr>
+                          <pic:cNvPr id="11" name="Imagen 5" descr="IMG_256"/>
+                          <pic:cNvPicPr>
+                            <a:picLocks noChangeAspect="1"/>
+                          </pic:cNvPicPr>
+                        </pic:nvPicPr>
+                        <pic:blipFill>
+                          <a:blip r:embed="rId8"/>
+                          <a:stretch>
+                            <a:fillRect/>
+                          </a:stretch>
+                        </pic:blipFill>
+                        <pic:spPr>
+                          <a:xfrm>
+                            <a:off x="0" y="0"/>
+                            <a:ext cx="1771650" cy="542925"/>
+                          </a:xfrm>
+                          <a:prstGeom prst="rect">
+                            <a:avLst/>
+                          </a:prstGeom>
+                          <a:noFill/>
+                          <a:ln w="9525">
+                            <a:noFill/>
+                          </a:ln>
+                        </pic:spPr>
+                      </pic:pic>
+                    </a:graphicData>
+                  </a:graphic>
+                </wp:inline>
+              </w:drawing>
+            </w:r>
+          </w:p>
+        </w:tc>
+      </w:tr>
+      <w:tr>
+        <w:tblPrEx>
+          <w:tblBorders>
+            <w:top w:val="none" w:color="auto" w:sz="0" w:space="0"/>
+            <w:left w:val="none" w:color="auto" w:sz="0" w:space="0"/>
+            <w:bottom w:val="none" w:color="auto" w:sz="0" w:space="0"/>
+            <w:right w:val="none" w:color="auto" w:sz="0" w:space="0"/>
+            <w:insideH w:val="none" w:color="auto" w:sz="0" w:space="0"/>
+            <w:insideV w:val="none" w:color="auto" w:sz="0" w:space="0"/>
+          </w:tblBorders>
+          <w:tblCellMar>
+            <w:top w:w="15" w:type="dxa"/>
+            <w:left w:w="15" w:type="dxa"/>
+            <w:bottom w:w="15" w:type="dxa"/>
+            <w:right w:w="15" w:type="dxa"/>
+          </w:tblCellMar>
+        </w:tblPrEx>
+        <w:trPr>
+          <w:trHeight w:val="580" w:hRule="atLeast"/>
+        </w:trPr>
+        <w:tc>
+          <w:tcPr>
+            <w:tcW w:w="0" w:type="auto"/>
+            <w:shd w:val="clear"/>
+            <w:tcMar>
+              <w:top w:w="0" w:type="dxa"/>
+              <w:left w:w="100" w:type="dxa"/>
+              <w:bottom w:w="0" w:type="dxa"/>
+              <w:right w:w="100" w:type="dxa"/>
+            </w:tcMar>
+            <w:vAlign w:val="top"/>
+          </w:tcPr>
+          <w:p>
+            <w:pPr>
+              <w:pStyle w:val="4"/>
+              <w:keepNext w:val="0"/>
+              <w:keepLines w:val="0"/>
+              <w:widowControl/>
+              <w:suppressLineNumbers w:val="0"/>
+              <w:bidi w:val="0"/>
+              <w:spacing w:before="0" w:beforeAutospacing="0" w:after="0" w:afterAutospacing="0" w:line="15" w:lineRule="atLeast"/>
+            </w:pPr>
+            <w:r>
+              <w:rPr>
+                <w:rFonts w:hint="default" w:ascii="Times New Roman" w:hAnsi="Times New Roman" w:cs="Times New Roman"/>
+                <w:i w:val="0"/>
+                <w:iCs w:val="0"/>
+                <w:color w:val="000000"/>
+                <w:sz w:val="22"/>
+                <w:szCs w:val="22"/>
+                <w:u w:val="none"/>
+                <w:bdr w:val="none" w:color="auto" w:sz="0" w:space="0"/>
+                <w:vertAlign w:val="baseline"/>
+              </w:rPr>
+              <w:t>Hélice de gran paso</w:t>
+            </w:r>
+          </w:p>
+        </w:tc>
+        <w:tc>
+          <w:tcPr>
+            <w:tcW w:w="0" w:type="auto"/>
+            <w:shd w:val="clear"/>
+            <w:tcMar>
+              <w:top w:w="0" w:type="dxa"/>
+              <w:left w:w="100" w:type="dxa"/>
+              <w:bottom w:w="0" w:type="dxa"/>
+              <w:right w:w="100" w:type="dxa"/>
+            </w:tcMar>
+            <w:vAlign w:val="top"/>
+          </w:tcPr>
+          <w:p>
+            <w:pPr>
+              <w:pStyle w:val="4"/>
+              <w:keepNext w:val="0"/>
+              <w:keepLines w:val="0"/>
+              <w:widowControl/>
+              <w:suppressLineNumbers w:val="0"/>
+              <w:bidi w:val="0"/>
+              <w:spacing w:before="0" w:beforeAutospacing="0" w:after="0" w:afterAutospacing="0" w:line="15" w:lineRule="atLeast"/>
+              <w:jc w:val="both"/>
+            </w:pPr>
+            <w:r>
+              <w:rPr>
+                <w:rFonts w:hint="default" w:ascii="Times New Roman" w:hAnsi="Times New Roman" w:cs="Times New Roman"/>
+                <w:i w:val="0"/>
+                <w:iCs w:val="0"/>
+                <w:color w:val="000000"/>
+                <w:sz w:val="22"/>
+                <w:szCs w:val="22"/>
+                <w:u w:val="none"/>
+                <w:bdr w:val="none" w:color="auto" w:sz="0" w:space="0"/>
+                <w:vertAlign w:val="baseline"/>
+              </w:rPr>
+              <w:t>El paso es entre 1.5 y 2 veces el diámetro del eje, se usa en productos que fluyen fácilmente</w:t>
+            </w:r>
+          </w:p>
+        </w:tc>
+        <w:tc>
+          <w:tcPr>
+            <w:tcW w:w="0" w:type="auto"/>
+            <w:shd w:val="clear"/>
+            <w:tcMar>
+              <w:top w:w="0" w:type="dxa"/>
+              <w:left w:w="100" w:type="dxa"/>
+              <w:bottom w:w="0" w:type="dxa"/>
+              <w:right w:w="100" w:type="dxa"/>
+            </w:tcMar>
+            <w:vAlign w:val="top"/>
+          </w:tcPr>
+          <w:p>
+            <w:pPr>
+              <w:pStyle w:val="4"/>
+              <w:keepNext w:val="0"/>
+              <w:keepLines w:val="0"/>
+              <w:widowControl/>
+              <w:suppressLineNumbers w:val="0"/>
+              <w:bidi w:val="0"/>
+              <w:spacing w:before="0" w:beforeAutospacing="0" w:after="0" w:afterAutospacing="0" w:line="15" w:lineRule="atLeast"/>
+            </w:pPr>
+            <w:r>
+              <w:rPr>
+                <w:rFonts w:hint="default" w:ascii="Times New Roman" w:hAnsi="Times New Roman" w:cs="Times New Roman"/>
+                <w:i w:val="0"/>
+                <w:iCs w:val="0"/>
+                <w:color w:val="000000"/>
+                <w:sz w:val="22"/>
+                <w:szCs w:val="22"/>
+                <w:u w:val="none"/>
+                <w:bdr w:val="none" w:color="auto" w:sz="0" w:space="0"/>
+                <w:vertAlign w:val="baseline"/>
+              </w:rPr>
+              <w:drawing>
+                <wp:inline distT="0" distB="0" distL="114300" distR="114300">
+                  <wp:extent cx="1657350" cy="581025"/>
+                  <wp:effectExtent l="0" t="0" r="0" b="9525"/>
+                  <wp:docPr id="9" name="Imagen 6" descr="IMG_257"/>
+                  <wp:cNvGraphicFramePr>
+                    <a:graphicFrameLocks xmlns:a="http://schemas.openxmlformats.org/drawingml/2006/main" noChangeAspect="1"/>
+                  </wp:cNvGraphicFramePr>
+                  <a:graphic xmlns:a="http://schemas.openxmlformats.org/drawingml/2006/main">
+                    <a:graphicData uri="http://schemas.openxmlformats.org/drawingml/2006/picture">
+                      <pic:pic xmlns:pic="http://schemas.openxmlformats.org/drawingml/2006/picture">
+                        <pic:nvPicPr>
+                          <pic:cNvPr id="9" name="Imagen 6" descr="IMG_257"/>
+                          <pic:cNvPicPr>
+                            <a:picLocks noChangeAspect="1"/>
+                          </pic:cNvPicPr>
+                        </pic:nvPicPr>
+                        <pic:blipFill>
+                          <a:blip r:embed="rId9"/>
+                          <a:stretch>
+                            <a:fillRect/>
+                          </a:stretch>
+                        </pic:blipFill>
+                        <pic:spPr>
+                          <a:xfrm>
+                            <a:off x="0" y="0"/>
+                            <a:ext cx="1657350" cy="581025"/>
+                          </a:xfrm>
+                          <a:prstGeom prst="rect">
+                            <a:avLst/>
+                          </a:prstGeom>
+                          <a:noFill/>
+                          <a:ln w="9525">
+                            <a:noFill/>
+                          </a:ln>
+                        </pic:spPr>
+                      </pic:pic>
+                    </a:graphicData>
+                  </a:graphic>
+                </wp:inline>
+              </w:drawing>
+            </w:r>
+          </w:p>
+        </w:tc>
+      </w:tr>
+      <w:tr>
+        <w:tblPrEx>
+          <w:tblBorders>
+            <w:top w:val="none" w:color="auto" w:sz="0" w:space="0"/>
+            <w:left w:val="none" w:color="auto" w:sz="0" w:space="0"/>
+            <w:bottom w:val="none" w:color="auto" w:sz="0" w:space="0"/>
+            <w:right w:val="none" w:color="auto" w:sz="0" w:space="0"/>
+            <w:insideH w:val="none" w:color="auto" w:sz="0" w:space="0"/>
+            <w:insideV w:val="none" w:color="auto" w:sz="0" w:space="0"/>
+          </w:tblBorders>
+          <w:shd w:val="clear"/>
+          <w:tblCellMar>
+            <w:top w:w="15" w:type="dxa"/>
+            <w:left w:w="15" w:type="dxa"/>
+            <w:bottom w:w="15" w:type="dxa"/>
+            <w:right w:w="15" w:type="dxa"/>
+          </w:tblCellMar>
+        </w:tblPrEx>
+        <w:trPr>
+          <w:trHeight w:val="860" w:hRule="atLeast"/>
+        </w:trPr>
+        <w:tc>
+          <w:tcPr>
+            <w:tcW w:w="0" w:type="auto"/>
+            <w:shd w:val="clear" w:color="auto" w:fill="F2F2F2"/>
+            <w:tcMar>
+              <w:top w:w="0" w:type="dxa"/>
+              <w:left w:w="100" w:type="dxa"/>
+              <w:bottom w:w="0" w:type="dxa"/>
+              <w:right w:w="100" w:type="dxa"/>
+            </w:tcMar>
+            <w:vAlign w:val="top"/>
+          </w:tcPr>
+          <w:p>
+            <w:pPr>
+              <w:pStyle w:val="4"/>
+              <w:keepNext w:val="0"/>
+              <w:keepLines w:val="0"/>
+              <w:widowControl/>
+              <w:suppressLineNumbers w:val="0"/>
+              <w:bidi w:val="0"/>
+              <w:spacing w:before="0" w:beforeAutospacing="0" w:after="0" w:afterAutospacing="0" w:line="15" w:lineRule="atLeast"/>
+              <w:jc w:val="both"/>
+            </w:pPr>
+            <w:r>
+              <w:rPr>
+                <w:rFonts w:hint="default" w:ascii="Times New Roman" w:hAnsi="Times New Roman" w:cs="Times New Roman"/>
+                <w:i w:val="0"/>
+                <w:iCs w:val="0"/>
+                <w:color w:val="000000"/>
+                <w:sz w:val="22"/>
+                <w:szCs w:val="22"/>
+                <w:u w:val="none"/>
+                <w:bdr w:val="none" w:color="auto" w:sz="0" w:space="0"/>
+                <w:vertAlign w:val="baseline"/>
+              </w:rPr>
+              <w:t>Hélice de paso pequeño</w:t>
+            </w:r>
+          </w:p>
+        </w:tc>
+        <w:tc>
+          <w:tcPr>
+            <w:tcW w:w="0" w:type="auto"/>
+            <w:shd w:val="clear" w:color="auto" w:fill="F2F2F2"/>
+            <w:tcMar>
+              <w:top w:w="0" w:type="dxa"/>
+              <w:left w:w="100" w:type="dxa"/>
+              <w:bottom w:w="0" w:type="dxa"/>
+              <w:right w:w="100" w:type="dxa"/>
+            </w:tcMar>
+            <w:vAlign w:val="top"/>
+          </w:tcPr>
+          <w:p>
+            <w:pPr>
+              <w:pStyle w:val="4"/>
+              <w:keepNext w:val="0"/>
+              <w:keepLines w:val="0"/>
+              <w:widowControl/>
+              <w:suppressLineNumbers w:val="0"/>
+              <w:bidi w:val="0"/>
+              <w:spacing w:before="0" w:beforeAutospacing="0" w:after="0" w:afterAutospacing="0" w:line="15" w:lineRule="atLeast"/>
+              <w:jc w:val="both"/>
+            </w:pPr>
+            <w:r>
+              <w:rPr>
+                <w:rFonts w:hint="default" w:ascii="Times New Roman" w:hAnsi="Times New Roman" w:cs="Times New Roman"/>
+                <w:i w:val="0"/>
+                <w:iCs w:val="0"/>
+                <w:color w:val="000000"/>
+                <w:sz w:val="22"/>
+                <w:szCs w:val="22"/>
+                <w:u w:val="none"/>
+                <w:bdr w:val="none" w:color="auto" w:sz="0" w:space="0"/>
+                <w:vertAlign w:val="baseline"/>
+              </w:rPr>
+              <w:t>El paso es la mitad del diámetro del eje, se usa para un transporte lento, secar productos o dejar enfriarlos</w:t>
+            </w:r>
+          </w:p>
+        </w:tc>
+        <w:tc>
+          <w:tcPr>
+            <w:tcW w:w="0" w:type="auto"/>
+            <w:shd w:val="clear" w:color="auto" w:fill="F2F2F2"/>
+            <w:tcMar>
+              <w:top w:w="0" w:type="dxa"/>
+              <w:left w:w="100" w:type="dxa"/>
+              <w:bottom w:w="0" w:type="dxa"/>
+              <w:right w:w="100" w:type="dxa"/>
+            </w:tcMar>
+            <w:vAlign w:val="top"/>
+          </w:tcPr>
+          <w:p>
+            <w:pPr>
+              <w:pStyle w:val="4"/>
+              <w:keepNext w:val="0"/>
+              <w:keepLines w:val="0"/>
+              <w:widowControl/>
+              <w:suppressLineNumbers w:val="0"/>
+              <w:bidi w:val="0"/>
+              <w:spacing w:before="0" w:beforeAutospacing="0" w:after="0" w:afterAutospacing="0" w:line="15" w:lineRule="atLeast"/>
+              <w:jc w:val="both"/>
+            </w:pPr>
+            <w:r>
+              <w:rPr>
+                <w:rFonts w:hint="default" w:ascii="Times New Roman" w:hAnsi="Times New Roman" w:cs="Times New Roman"/>
+                <w:i w:val="0"/>
+                <w:iCs w:val="0"/>
+                <w:color w:val="000000"/>
+                <w:sz w:val="22"/>
+                <w:szCs w:val="22"/>
+                <w:u w:val="none"/>
+                <w:bdr w:val="none" w:color="auto" w:sz="0" w:space="0"/>
+                <w:vertAlign w:val="baseline"/>
+              </w:rPr>
+              <w:drawing>
+                <wp:inline distT="0" distB="0" distL="114300" distR="114300">
+                  <wp:extent cx="1771650" cy="542925"/>
+                  <wp:effectExtent l="0" t="0" r="0" b="9525"/>
+                  <wp:docPr id="10" name="Imagen 7" descr="IMG_258"/>
+                  <wp:cNvGraphicFramePr>
+                    <a:graphicFrameLocks xmlns:a="http://schemas.openxmlformats.org/drawingml/2006/main" noChangeAspect="1"/>
+                  </wp:cNvGraphicFramePr>
+                  <a:graphic xmlns:a="http://schemas.openxmlformats.org/drawingml/2006/main">
+                    <a:graphicData uri="http://schemas.openxmlformats.org/drawingml/2006/picture">
+                      <pic:pic xmlns:pic="http://schemas.openxmlformats.org/drawingml/2006/picture">
+                        <pic:nvPicPr>
+                          <pic:cNvPr id="10" name="Imagen 7" descr="IMG_258"/>
+                          <pic:cNvPicPr>
+                            <a:picLocks noChangeAspect="1"/>
+                          </pic:cNvPicPr>
+                        </pic:nvPicPr>
+                        <pic:blipFill>
+                          <a:blip r:embed="rId10"/>
+                          <a:stretch>
+                            <a:fillRect/>
+                          </a:stretch>
+                        </pic:blipFill>
+                        <pic:spPr>
+                          <a:xfrm>
+                            <a:off x="0" y="0"/>
+                            <a:ext cx="1771650" cy="542925"/>
+                          </a:xfrm>
+                          <a:prstGeom prst="rect">
+                            <a:avLst/>
+                          </a:prstGeom>
+                          <a:noFill/>
+                          <a:ln w="9525">
+                            <a:noFill/>
+                          </a:ln>
+                        </pic:spPr>
+                      </pic:pic>
+                    </a:graphicData>
+                  </a:graphic>
+                </wp:inline>
+              </w:drawing>
+            </w:r>
+          </w:p>
+        </w:tc>
+      </w:tr>
+      <w:tr>
+        <w:tblPrEx>
+          <w:tblBorders>
+            <w:top w:val="none" w:color="auto" w:sz="0" w:space="0"/>
+            <w:left w:val="none" w:color="auto" w:sz="0" w:space="0"/>
+            <w:bottom w:val="none" w:color="auto" w:sz="0" w:space="0"/>
+            <w:right w:val="none" w:color="auto" w:sz="0" w:space="0"/>
+            <w:insideH w:val="none" w:color="auto" w:sz="0" w:space="0"/>
+            <w:insideV w:val="none" w:color="auto" w:sz="0" w:space="0"/>
+          </w:tblBorders>
+          <w:shd w:val="clear"/>
+          <w:tblCellMar>
+            <w:top w:w="15" w:type="dxa"/>
+            <w:left w:w="15" w:type="dxa"/>
+            <w:bottom w:w="15" w:type="dxa"/>
+            <w:right w:w="15" w:type="dxa"/>
+          </w:tblCellMar>
+        </w:tblPrEx>
+        <w:trPr>
+          <w:trHeight w:val="0" w:hRule="atLeast"/>
+        </w:trPr>
+        <w:tc>
+          <w:tcPr>
+            <w:tcW w:w="0" w:type="auto"/>
+            <w:shd w:val="clear"/>
+            <w:tcMar>
+              <w:top w:w="0" w:type="dxa"/>
+              <w:left w:w="100" w:type="dxa"/>
+              <w:bottom w:w="0" w:type="dxa"/>
+              <w:right w:w="100" w:type="dxa"/>
+            </w:tcMar>
+            <w:vAlign w:val="top"/>
+          </w:tcPr>
+          <w:p>
+            <w:pPr>
+              <w:pStyle w:val="4"/>
+              <w:keepNext w:val="0"/>
+              <w:keepLines w:val="0"/>
+              <w:widowControl/>
+              <w:suppressLineNumbers w:val="0"/>
+              <w:bidi w:val="0"/>
+              <w:spacing w:before="0" w:beforeAutospacing="0" w:after="0" w:afterAutospacing="0" w:line="15" w:lineRule="atLeast"/>
+              <w:jc w:val="both"/>
+            </w:pPr>
+            <w:r>
+              <w:rPr>
+                <w:rFonts w:hint="default" w:ascii="Times New Roman" w:hAnsi="Times New Roman" w:cs="Times New Roman"/>
+                <w:i w:val="0"/>
+                <w:iCs w:val="0"/>
+                <w:color w:val="000000"/>
+                <w:sz w:val="22"/>
+                <w:szCs w:val="22"/>
+                <w:u w:val="none"/>
+                <w:bdr w:val="none" w:color="auto" w:sz="0" w:space="0"/>
+                <w:vertAlign w:val="baseline"/>
+              </w:rPr>
+              <w:t>Hélice de paso variable</w:t>
+            </w:r>
+          </w:p>
+        </w:tc>
+        <w:tc>
+          <w:tcPr>
+            <w:tcW w:w="0" w:type="auto"/>
+            <w:shd w:val="clear"/>
+            <w:tcMar>
+              <w:top w:w="0" w:type="dxa"/>
+              <w:left w:w="100" w:type="dxa"/>
+              <w:bottom w:w="0" w:type="dxa"/>
+              <w:right w:w="100" w:type="dxa"/>
+            </w:tcMar>
+            <w:vAlign w:val="top"/>
+          </w:tcPr>
+          <w:p>
+            <w:pPr>
+              <w:pStyle w:val="4"/>
+              <w:keepNext w:val="0"/>
+              <w:keepLines w:val="0"/>
+              <w:widowControl/>
+              <w:suppressLineNumbers w:val="0"/>
+              <w:bidi w:val="0"/>
+              <w:spacing w:before="0" w:beforeAutospacing="0" w:after="0" w:afterAutospacing="0" w:line="15" w:lineRule="atLeast"/>
+              <w:jc w:val="both"/>
+            </w:pPr>
+            <w:r>
+              <w:rPr>
+                <w:rFonts w:hint="default" w:ascii="Times New Roman" w:hAnsi="Times New Roman" w:cs="Times New Roman"/>
+                <w:i w:val="0"/>
+                <w:iCs w:val="0"/>
+                <w:color w:val="000000"/>
+                <w:sz w:val="22"/>
+                <w:szCs w:val="22"/>
+                <w:u w:val="none"/>
+                <w:bdr w:val="none" w:color="auto" w:sz="0" w:space="0"/>
+                <w:vertAlign w:val="baseline"/>
+              </w:rPr>
+              <w:t>Se usa para compactar material a la salida.</w:t>
+            </w:r>
+          </w:p>
+        </w:tc>
+        <w:tc>
+          <w:tcPr>
+            <w:tcW w:w="0" w:type="auto"/>
+            <w:shd w:val="clear"/>
+            <w:tcMar>
+              <w:top w:w="0" w:type="dxa"/>
+              <w:left w:w="100" w:type="dxa"/>
+              <w:bottom w:w="0" w:type="dxa"/>
+              <w:right w:w="100" w:type="dxa"/>
+            </w:tcMar>
+            <w:vAlign w:val="top"/>
+          </w:tcPr>
+          <w:p>
+            <w:pPr>
+              <w:pStyle w:val="4"/>
+              <w:keepNext w:val="0"/>
+              <w:keepLines w:val="0"/>
+              <w:widowControl/>
+              <w:suppressLineNumbers w:val="0"/>
+              <w:bidi w:val="0"/>
+              <w:spacing w:before="0" w:beforeAutospacing="0" w:after="0" w:afterAutospacing="0" w:line="15" w:lineRule="atLeast"/>
+              <w:jc w:val="both"/>
+            </w:pPr>
+            <w:r>
+              <w:rPr>
+                <w:rFonts w:hint="default" w:ascii="Times New Roman" w:hAnsi="Times New Roman" w:cs="Times New Roman"/>
+                <w:i w:val="0"/>
+                <w:iCs w:val="0"/>
+                <w:color w:val="000000"/>
+                <w:sz w:val="22"/>
+                <w:szCs w:val="22"/>
+                <w:u w:val="none"/>
+                <w:bdr w:val="none" w:color="auto" w:sz="0" w:space="0"/>
+                <w:vertAlign w:val="baseline"/>
+              </w:rPr>
+              <w:drawing>
+                <wp:inline distT="0" distB="0" distL="114300" distR="114300">
+                  <wp:extent cx="1743075" cy="561975"/>
+                  <wp:effectExtent l="0" t="0" r="9525" b="9525"/>
+                  <wp:docPr id="8" name="Imagen 8" descr="IMG_259"/>
+                  <wp:cNvGraphicFramePr>
+                    <a:graphicFrameLocks xmlns:a="http://schemas.openxmlformats.org/drawingml/2006/main" noChangeAspect="1"/>
+                  </wp:cNvGraphicFramePr>
+                  <a:graphic xmlns:a="http://schemas.openxmlformats.org/drawingml/2006/main">
+                    <a:graphicData uri="http://schemas.openxmlformats.org/drawingml/2006/picture">
+                      <pic:pic xmlns:pic="http://schemas.openxmlformats.org/drawingml/2006/picture">
+                        <pic:nvPicPr>
+                          <pic:cNvPr id="8" name="Imagen 8" descr="IMG_259"/>
+                          <pic:cNvPicPr>
+                            <a:picLocks noChangeAspect="1"/>
+                          </pic:cNvPicPr>
+                        </pic:nvPicPr>
+                        <pic:blipFill>
+                          <a:blip r:embed="rId11"/>
+                          <a:stretch>
+                            <a:fillRect/>
+                          </a:stretch>
+                        </pic:blipFill>
+                        <pic:spPr>
+                          <a:xfrm>
+                            <a:off x="0" y="0"/>
+                            <a:ext cx="1743075" cy="561975"/>
+                          </a:xfrm>
+                          <a:prstGeom prst="rect">
+                            <a:avLst/>
+                          </a:prstGeom>
+                          <a:noFill/>
+                          <a:ln w="9525">
+                            <a:noFill/>
+                          </a:ln>
+                        </pic:spPr>
+                      </pic:pic>
+                    </a:graphicData>
+                  </a:graphic>
+                </wp:inline>
+              </w:drawing>
+            </w:r>
+          </w:p>
+        </w:tc>
+      </w:tr>
+      <w:tr>
+        <w:tblPrEx>
+          <w:tblBorders>
+            <w:top w:val="none" w:color="auto" w:sz="0" w:space="0"/>
+            <w:left w:val="none" w:color="auto" w:sz="0" w:space="0"/>
+            <w:bottom w:val="none" w:color="auto" w:sz="0" w:space="0"/>
+            <w:right w:val="none" w:color="auto" w:sz="0" w:space="0"/>
+            <w:insideH w:val="none" w:color="auto" w:sz="0" w:space="0"/>
+            <w:insideV w:val="none" w:color="auto" w:sz="0" w:space="0"/>
+          </w:tblBorders>
+          <w:shd w:val="clear"/>
+          <w:tblCellMar>
+            <w:top w:w="15" w:type="dxa"/>
+            <w:left w:w="15" w:type="dxa"/>
+            <w:bottom w:w="15" w:type="dxa"/>
+            <w:right w:w="15" w:type="dxa"/>
+          </w:tblCellMar>
+        </w:tblPrEx>
+        <w:trPr>
+          <w:trHeight w:val="0" w:hRule="atLeast"/>
+        </w:trPr>
+        <w:tc>
+          <w:tcPr>
+            <w:tcW w:w="0" w:type="auto"/>
+            <w:shd w:val="clear" w:color="auto" w:fill="F2F2F2"/>
+            <w:tcMar>
+              <w:top w:w="0" w:type="dxa"/>
+              <w:left w:w="100" w:type="dxa"/>
+              <w:bottom w:w="0" w:type="dxa"/>
+              <w:right w:w="100" w:type="dxa"/>
+            </w:tcMar>
+            <w:vAlign w:val="top"/>
+          </w:tcPr>
+          <w:p>
+            <w:pPr>
+              <w:pStyle w:val="4"/>
+              <w:keepNext w:val="0"/>
+              <w:keepLines w:val="0"/>
+              <w:widowControl/>
+              <w:suppressLineNumbers w:val="0"/>
+              <w:bidi w:val="0"/>
+              <w:spacing w:before="0" w:beforeAutospacing="0" w:after="0" w:afterAutospacing="0" w:line="15" w:lineRule="atLeast"/>
+              <w:jc w:val="both"/>
+            </w:pPr>
+            <w:r>
+              <w:rPr>
+                <w:rFonts w:hint="default" w:ascii="Times New Roman" w:hAnsi="Times New Roman" w:cs="Times New Roman"/>
+                <w:i w:val="0"/>
+                <w:iCs w:val="0"/>
+                <w:color w:val="000000"/>
+                <w:sz w:val="22"/>
+                <w:szCs w:val="22"/>
+                <w:u w:val="none"/>
+                <w:bdr w:val="none" w:color="auto" w:sz="0" w:space="0"/>
+                <w:vertAlign w:val="baseline"/>
+              </w:rPr>
+              <w:t>Hélice de diámetro variable</w:t>
+            </w:r>
+          </w:p>
+        </w:tc>
+        <w:tc>
+          <w:tcPr>
+            <w:tcW w:w="0" w:type="auto"/>
+            <w:shd w:val="clear" w:color="auto" w:fill="F2F2F2"/>
+            <w:tcMar>
+              <w:top w:w="0" w:type="dxa"/>
+              <w:left w:w="100" w:type="dxa"/>
+              <w:bottom w:w="0" w:type="dxa"/>
+              <w:right w:w="100" w:type="dxa"/>
+            </w:tcMar>
+            <w:vAlign w:val="top"/>
+          </w:tcPr>
+          <w:p>
+            <w:pPr>
+              <w:pStyle w:val="4"/>
+              <w:keepNext w:val="0"/>
+              <w:keepLines w:val="0"/>
+              <w:widowControl/>
+              <w:suppressLineNumbers w:val="0"/>
+              <w:bidi w:val="0"/>
+              <w:spacing w:before="0" w:beforeAutospacing="0" w:after="0" w:afterAutospacing="0" w:line="15" w:lineRule="atLeast"/>
+              <w:jc w:val="both"/>
+            </w:pPr>
+            <w:r>
+              <w:rPr>
+                <w:rFonts w:hint="default" w:ascii="Times New Roman" w:hAnsi="Times New Roman" w:cs="Times New Roman"/>
+                <w:i w:val="0"/>
+                <w:iCs w:val="0"/>
+                <w:color w:val="000000"/>
+                <w:sz w:val="22"/>
+                <w:szCs w:val="22"/>
+                <w:u w:val="none"/>
+                <w:bdr w:val="none" w:color="auto" w:sz="0" w:space="0"/>
+                <w:vertAlign w:val="baseline"/>
+              </w:rPr>
+              <w:t>Se usa como extractor o dosificador en tolvas</w:t>
+            </w:r>
+          </w:p>
+        </w:tc>
+        <w:tc>
+          <w:tcPr>
+            <w:tcW w:w="0" w:type="auto"/>
+            <w:shd w:val="clear" w:color="auto" w:fill="F2F2F2"/>
+            <w:tcMar>
+              <w:top w:w="0" w:type="dxa"/>
+              <w:left w:w="100" w:type="dxa"/>
+              <w:bottom w:w="0" w:type="dxa"/>
+              <w:right w:w="100" w:type="dxa"/>
+            </w:tcMar>
+            <w:vAlign w:val="top"/>
+          </w:tcPr>
+          <w:p>
+            <w:pPr>
+              <w:pStyle w:val="4"/>
+              <w:keepNext w:val="0"/>
+              <w:keepLines w:val="0"/>
+              <w:widowControl/>
+              <w:suppressLineNumbers w:val="0"/>
+              <w:bidi w:val="0"/>
+              <w:spacing w:before="0" w:beforeAutospacing="0" w:after="0" w:afterAutospacing="0" w:line="15" w:lineRule="atLeast"/>
+              <w:jc w:val="both"/>
+            </w:pPr>
+            <w:r>
+              <w:rPr>
+                <w:rFonts w:hint="default" w:ascii="Times New Roman" w:hAnsi="Times New Roman" w:cs="Times New Roman"/>
+                <w:i w:val="0"/>
+                <w:iCs w:val="0"/>
+                <w:color w:val="000000"/>
+                <w:sz w:val="22"/>
+                <w:szCs w:val="22"/>
+                <w:u w:val="none"/>
+                <w:bdr w:val="none" w:color="auto" w:sz="0" w:space="0"/>
+                <w:vertAlign w:val="baseline"/>
+              </w:rPr>
+              <w:drawing>
+                <wp:inline distT="0" distB="0" distL="114300" distR="114300">
+                  <wp:extent cx="1771650" cy="504825"/>
+                  <wp:effectExtent l="0" t="0" r="0" b="9525"/>
+                  <wp:docPr id="12" name="Imagen 9" descr="IMG_260"/>
+                  <wp:cNvGraphicFramePr>
+                    <a:graphicFrameLocks xmlns:a="http://schemas.openxmlformats.org/drawingml/2006/main" noChangeAspect="1"/>
+                  </wp:cNvGraphicFramePr>
+                  <a:graphic xmlns:a="http://schemas.openxmlformats.org/drawingml/2006/main">
+                    <a:graphicData uri="http://schemas.openxmlformats.org/drawingml/2006/picture">
+                      <pic:pic xmlns:pic="http://schemas.openxmlformats.org/drawingml/2006/picture">
+                        <pic:nvPicPr>
+                          <pic:cNvPr id="12" name="Imagen 9" descr="IMG_260"/>
+                          <pic:cNvPicPr>
+                            <a:picLocks noChangeAspect="1"/>
+                          </pic:cNvPicPr>
+                        </pic:nvPicPr>
+                        <pic:blipFill>
+                          <a:blip r:embed="rId12"/>
+                          <a:stretch>
+                            <a:fillRect/>
+                          </a:stretch>
+                        </pic:blipFill>
+                        <pic:spPr>
+                          <a:xfrm>
+                            <a:off x="0" y="0"/>
+                            <a:ext cx="1771650" cy="504825"/>
+                          </a:xfrm>
+                          <a:prstGeom prst="rect">
+                            <a:avLst/>
+                          </a:prstGeom>
+                          <a:noFill/>
+                          <a:ln w="9525">
+                            <a:noFill/>
+                          </a:ln>
+                        </pic:spPr>
+                      </pic:pic>
+                    </a:graphicData>
+                  </a:graphic>
+                </wp:inline>
+              </w:drawing>
+            </w:r>
+          </w:p>
+        </w:tc>
+      </w:tr>
+      <w:tr>
+        <w:tblPrEx>
+          <w:tblBorders>
+            <w:top w:val="none" w:color="auto" w:sz="0" w:space="0"/>
+            <w:left w:val="none" w:color="auto" w:sz="0" w:space="0"/>
+            <w:bottom w:val="none" w:color="auto" w:sz="0" w:space="0"/>
+            <w:right w:val="none" w:color="auto" w:sz="0" w:space="0"/>
+            <w:insideH w:val="none" w:color="auto" w:sz="0" w:space="0"/>
+            <w:insideV w:val="none" w:color="auto" w:sz="0" w:space="0"/>
+          </w:tblBorders>
+          <w:tblCellMar>
+            <w:top w:w="15" w:type="dxa"/>
+            <w:left w:w="15" w:type="dxa"/>
+            <w:bottom w:w="15" w:type="dxa"/>
+            <w:right w:w="15" w:type="dxa"/>
+          </w:tblCellMar>
+        </w:tblPrEx>
+        <w:trPr>
+          <w:trHeight w:val="0" w:hRule="atLeast"/>
+        </w:trPr>
+        <w:tc>
+          <w:tcPr>
+            <w:tcW w:w="0" w:type="auto"/>
+            <w:shd w:val="clear"/>
+            <w:tcMar>
+              <w:top w:w="0" w:type="dxa"/>
+              <w:left w:w="100" w:type="dxa"/>
+              <w:bottom w:w="0" w:type="dxa"/>
+              <w:right w:w="100" w:type="dxa"/>
+            </w:tcMar>
+            <w:vAlign w:val="top"/>
+          </w:tcPr>
+          <w:p>
+            <w:pPr>
+              <w:pStyle w:val="4"/>
+              <w:keepNext w:val="0"/>
+              <w:keepLines w:val="0"/>
+              <w:widowControl/>
+              <w:suppressLineNumbers w:val="0"/>
+              <w:bidi w:val="0"/>
+              <w:spacing w:before="0" w:beforeAutospacing="0" w:after="0" w:afterAutospacing="0" w:line="15" w:lineRule="atLeast"/>
+              <w:jc w:val="both"/>
+            </w:pPr>
+            <w:r>
+              <w:rPr>
+                <w:rFonts w:hint="default" w:ascii="Times New Roman" w:hAnsi="Times New Roman" w:cs="Times New Roman"/>
+                <w:i w:val="0"/>
+                <w:iCs w:val="0"/>
+                <w:color w:val="000000"/>
+                <w:sz w:val="22"/>
+                <w:szCs w:val="22"/>
+                <w:u w:val="none"/>
+                <w:bdr w:val="none" w:color="auto" w:sz="0" w:space="0"/>
+                <w:vertAlign w:val="baseline"/>
+              </w:rPr>
+              <w:t>Hélice de cinta</w:t>
+            </w:r>
+          </w:p>
+        </w:tc>
+        <w:tc>
+          <w:tcPr>
+            <w:tcW w:w="0" w:type="auto"/>
+            <w:shd w:val="clear"/>
+            <w:tcMar>
+              <w:top w:w="0" w:type="dxa"/>
+              <w:left w:w="100" w:type="dxa"/>
+              <w:bottom w:w="0" w:type="dxa"/>
+              <w:right w:w="100" w:type="dxa"/>
+            </w:tcMar>
+            <w:vAlign w:val="top"/>
+          </w:tcPr>
+          <w:p>
+            <w:pPr>
+              <w:pStyle w:val="4"/>
+              <w:keepNext w:val="0"/>
+              <w:keepLines w:val="0"/>
+              <w:widowControl/>
+              <w:suppressLineNumbers w:val="0"/>
+              <w:bidi w:val="0"/>
+              <w:spacing w:before="0" w:beforeAutospacing="0" w:after="0" w:afterAutospacing="0" w:line="15" w:lineRule="atLeast"/>
+              <w:jc w:val="both"/>
+            </w:pPr>
+            <w:r>
+              <w:rPr>
+                <w:rFonts w:hint="default" w:ascii="Times New Roman" w:hAnsi="Times New Roman" w:cs="Times New Roman"/>
+                <w:i w:val="0"/>
+                <w:iCs w:val="0"/>
+                <w:color w:val="000000"/>
+                <w:sz w:val="22"/>
+                <w:szCs w:val="22"/>
+                <w:u w:val="none"/>
+                <w:bdr w:val="none" w:color="auto" w:sz="0" w:space="0"/>
+                <w:vertAlign w:val="baseline"/>
+              </w:rPr>
+              <w:t>Se usa para elementos que suelen producir atascos</w:t>
+            </w:r>
+          </w:p>
+        </w:tc>
+        <w:tc>
+          <w:tcPr>
+            <w:tcW w:w="0" w:type="auto"/>
+            <w:shd w:val="clear"/>
+            <w:tcMar>
+              <w:top w:w="0" w:type="dxa"/>
+              <w:left w:w="100" w:type="dxa"/>
+              <w:bottom w:w="0" w:type="dxa"/>
+              <w:right w:w="100" w:type="dxa"/>
+            </w:tcMar>
+            <w:vAlign w:val="top"/>
+          </w:tcPr>
+          <w:p>
+            <w:pPr>
+              <w:pStyle w:val="4"/>
+              <w:keepNext w:val="0"/>
+              <w:keepLines w:val="0"/>
+              <w:widowControl/>
+              <w:suppressLineNumbers w:val="0"/>
+              <w:bidi w:val="0"/>
+              <w:spacing w:before="0" w:beforeAutospacing="0" w:after="0" w:afterAutospacing="0" w:line="15" w:lineRule="atLeast"/>
+              <w:jc w:val="both"/>
+            </w:pPr>
+            <w:r>
+              <w:rPr>
+                <w:rFonts w:hint="default" w:ascii="Times New Roman" w:hAnsi="Times New Roman" w:cs="Times New Roman"/>
+                <w:i w:val="0"/>
+                <w:iCs w:val="0"/>
+                <w:color w:val="000000"/>
+                <w:sz w:val="22"/>
+                <w:szCs w:val="22"/>
+                <w:u w:val="none"/>
+                <w:bdr w:val="none" w:color="auto" w:sz="0" w:space="0"/>
+                <w:vertAlign w:val="baseline"/>
+              </w:rPr>
+              <w:drawing>
+                <wp:inline distT="0" distB="0" distL="114300" distR="114300">
+                  <wp:extent cx="1628775" cy="609600"/>
+                  <wp:effectExtent l="0" t="0" r="9525" b="0"/>
+                  <wp:docPr id="7" name="Imagen 10" descr="IMG_261"/>
+                  <wp:cNvGraphicFramePr>
+                    <a:graphicFrameLocks xmlns:a="http://schemas.openxmlformats.org/drawingml/2006/main" noChangeAspect="1"/>
+                  </wp:cNvGraphicFramePr>
+                  <a:graphic xmlns:a="http://schemas.openxmlformats.org/drawingml/2006/main">
+                    <a:graphicData uri="http://schemas.openxmlformats.org/drawingml/2006/picture">
+                      <pic:pic xmlns:pic="http://schemas.openxmlformats.org/drawingml/2006/picture">
+                        <pic:nvPicPr>
+                          <pic:cNvPr id="7" name="Imagen 10" descr="IMG_261"/>
+                          <pic:cNvPicPr>
+                            <a:picLocks noChangeAspect="1"/>
+                          </pic:cNvPicPr>
+                        </pic:nvPicPr>
+                        <pic:blipFill>
+                          <a:blip r:embed="rId13"/>
+                          <a:stretch>
+                            <a:fillRect/>
+                          </a:stretch>
+                        </pic:blipFill>
+                        <pic:spPr>
+                          <a:xfrm>
+                            <a:off x="0" y="0"/>
+                            <a:ext cx="1628775" cy="609600"/>
+                          </a:xfrm>
+                          <a:prstGeom prst="rect">
+                            <a:avLst/>
+                          </a:prstGeom>
+                          <a:noFill/>
+                          <a:ln w="9525">
+                            <a:noFill/>
+                          </a:ln>
+                        </pic:spPr>
+                      </pic:pic>
+                    </a:graphicData>
+                  </a:graphic>
+                </wp:inline>
+              </w:drawing>
+            </w:r>
+          </w:p>
+        </w:tc>
+      </w:tr>
+      <w:tr>
+        <w:tblPrEx>
+          <w:tblBorders>
+            <w:top w:val="none" w:color="auto" w:sz="0" w:space="0"/>
+            <w:left w:val="none" w:color="auto" w:sz="0" w:space="0"/>
+            <w:bottom w:val="none" w:color="auto" w:sz="0" w:space="0"/>
+            <w:right w:val="none" w:color="auto" w:sz="0" w:space="0"/>
+            <w:insideH w:val="none" w:color="auto" w:sz="0" w:space="0"/>
+            <w:insideV w:val="none" w:color="auto" w:sz="0" w:space="0"/>
+          </w:tblBorders>
+          <w:shd w:val="clear"/>
+          <w:tblCellMar>
+            <w:top w:w="15" w:type="dxa"/>
+            <w:left w:w="15" w:type="dxa"/>
+            <w:bottom w:w="15" w:type="dxa"/>
+            <w:right w:w="15" w:type="dxa"/>
+          </w:tblCellMar>
+        </w:tblPrEx>
+        <w:trPr>
+          <w:trHeight w:val="0" w:hRule="atLeast"/>
+        </w:trPr>
+        <w:tc>
+          <w:tcPr>
+            <w:tcW w:w="0" w:type="auto"/>
+            <w:shd w:val="clear" w:color="auto" w:fill="F2F2F2"/>
+            <w:tcMar>
+              <w:top w:w="0" w:type="dxa"/>
+              <w:left w:w="100" w:type="dxa"/>
+              <w:bottom w:w="0" w:type="dxa"/>
+              <w:right w:w="100" w:type="dxa"/>
+            </w:tcMar>
+            <w:vAlign w:val="top"/>
+          </w:tcPr>
+          <w:p>
+            <w:pPr>
+              <w:pStyle w:val="4"/>
+              <w:keepNext w:val="0"/>
+              <w:keepLines w:val="0"/>
+              <w:widowControl/>
+              <w:suppressLineNumbers w:val="0"/>
+              <w:bidi w:val="0"/>
+              <w:spacing w:before="0" w:beforeAutospacing="0" w:after="0" w:afterAutospacing="0" w:line="15" w:lineRule="atLeast"/>
+              <w:jc w:val="both"/>
+            </w:pPr>
+            <w:r>
+              <w:rPr>
+                <w:rFonts w:hint="default" w:ascii="Times New Roman" w:hAnsi="Times New Roman" w:cs="Times New Roman"/>
+                <w:i w:val="0"/>
+                <w:iCs w:val="0"/>
+                <w:color w:val="000000"/>
+                <w:sz w:val="22"/>
+                <w:szCs w:val="22"/>
+                <w:u w:val="none"/>
+                <w:bdr w:val="none" w:color="auto" w:sz="0" w:space="0"/>
+                <w:vertAlign w:val="baseline"/>
+              </w:rPr>
+              <w:t>Hélice Mezcladora</w:t>
+            </w:r>
+          </w:p>
+        </w:tc>
+        <w:tc>
+          <w:tcPr>
+            <w:tcW w:w="0" w:type="auto"/>
+            <w:shd w:val="clear" w:color="auto" w:fill="F2F2F2"/>
+            <w:tcMar>
+              <w:top w:w="0" w:type="dxa"/>
+              <w:left w:w="100" w:type="dxa"/>
+              <w:bottom w:w="0" w:type="dxa"/>
+              <w:right w:w="100" w:type="dxa"/>
+            </w:tcMar>
+            <w:vAlign w:val="top"/>
+          </w:tcPr>
+          <w:p>
+            <w:pPr>
+              <w:pStyle w:val="4"/>
+              <w:keepNext w:val="0"/>
+              <w:keepLines w:val="0"/>
+              <w:widowControl/>
+              <w:suppressLineNumbers w:val="0"/>
+              <w:bidi w:val="0"/>
+              <w:spacing w:before="0" w:beforeAutospacing="0" w:after="0" w:afterAutospacing="0" w:line="15" w:lineRule="atLeast"/>
+              <w:jc w:val="both"/>
+            </w:pPr>
+            <w:r>
+              <w:rPr>
+                <w:rFonts w:hint="default" w:ascii="Times New Roman" w:hAnsi="Times New Roman" w:cs="Times New Roman"/>
+                <w:i w:val="0"/>
+                <w:iCs w:val="0"/>
+                <w:color w:val="000000"/>
+                <w:sz w:val="22"/>
+                <w:szCs w:val="22"/>
+                <w:u w:val="none"/>
+                <w:bdr w:val="none" w:color="auto" w:sz="0" w:space="0"/>
+                <w:vertAlign w:val="baseline"/>
+              </w:rPr>
+              <w:t>Esta cuenta con dos hélices de cinta en diferente sentido, se usa para realizar mezclas.</w:t>
+            </w:r>
+          </w:p>
+        </w:tc>
+        <w:tc>
+          <w:tcPr>
+            <w:tcW w:w="0" w:type="auto"/>
+            <w:shd w:val="clear" w:color="auto" w:fill="F2F2F2"/>
+            <w:tcMar>
+              <w:top w:w="0" w:type="dxa"/>
+              <w:left w:w="100" w:type="dxa"/>
+              <w:bottom w:w="0" w:type="dxa"/>
+              <w:right w:w="100" w:type="dxa"/>
+            </w:tcMar>
+            <w:vAlign w:val="top"/>
+          </w:tcPr>
+          <w:p>
+            <w:pPr>
+              <w:pStyle w:val="4"/>
+              <w:keepNext w:val="0"/>
+              <w:keepLines w:val="0"/>
+              <w:widowControl/>
+              <w:suppressLineNumbers w:val="0"/>
+              <w:bidi w:val="0"/>
+              <w:spacing w:before="0" w:beforeAutospacing="0" w:after="0" w:afterAutospacing="0" w:line="15" w:lineRule="atLeast"/>
+              <w:jc w:val="both"/>
+            </w:pPr>
+            <w:r>
+              <w:rPr>
+                <w:rFonts w:hint="default" w:ascii="Times New Roman" w:hAnsi="Times New Roman" w:cs="Times New Roman"/>
+                <w:i w:val="0"/>
+                <w:iCs w:val="0"/>
+                <w:color w:val="000000"/>
+                <w:sz w:val="22"/>
+                <w:szCs w:val="22"/>
+                <w:u w:val="none"/>
+                <w:bdr w:val="none" w:color="auto" w:sz="0" w:space="0"/>
+                <w:vertAlign w:val="baseline"/>
+              </w:rPr>
+              <w:drawing>
+                <wp:inline distT="0" distB="0" distL="114300" distR="114300">
+                  <wp:extent cx="1628775" cy="762000"/>
+                  <wp:effectExtent l="0" t="0" r="9525" b="0"/>
+                  <wp:docPr id="6" name="Imagen 11" descr="IMG_262"/>
+                  <wp:cNvGraphicFramePr>
+                    <a:graphicFrameLocks xmlns:a="http://schemas.openxmlformats.org/drawingml/2006/main" noChangeAspect="1"/>
+                  </wp:cNvGraphicFramePr>
+                  <a:graphic xmlns:a="http://schemas.openxmlformats.org/drawingml/2006/main">
+                    <a:graphicData uri="http://schemas.openxmlformats.org/drawingml/2006/picture">
+                      <pic:pic xmlns:pic="http://schemas.openxmlformats.org/drawingml/2006/picture">
+                        <pic:nvPicPr>
+                          <pic:cNvPr id="6" name="Imagen 11" descr="IMG_262"/>
+                          <pic:cNvPicPr>
+                            <a:picLocks noChangeAspect="1"/>
+                          </pic:cNvPicPr>
+                        </pic:nvPicPr>
+                        <pic:blipFill>
+                          <a:blip r:embed="rId14"/>
+                          <a:stretch>
+                            <a:fillRect/>
+                          </a:stretch>
+                        </pic:blipFill>
+                        <pic:spPr>
+                          <a:xfrm>
+                            <a:off x="0" y="0"/>
+                            <a:ext cx="1628775" cy="762000"/>
+                          </a:xfrm>
+                          <a:prstGeom prst="rect">
+                            <a:avLst/>
+                          </a:prstGeom>
+                          <a:noFill/>
+                          <a:ln w="9525">
+                            <a:noFill/>
+                          </a:ln>
+                        </pic:spPr>
+                      </pic:pic>
+                    </a:graphicData>
+                  </a:graphic>
+                </wp:inline>
+              </w:drawing>
+            </w:r>
+          </w:p>
+        </w:tc>
+      </w:tr>
+      <w:tr>
+        <w:tblPrEx>
+          <w:tblBorders>
+            <w:top w:val="none" w:color="auto" w:sz="0" w:space="0"/>
+            <w:left w:val="none" w:color="auto" w:sz="0" w:space="0"/>
+            <w:bottom w:val="none" w:color="auto" w:sz="0" w:space="0"/>
+            <w:right w:val="none" w:color="auto" w:sz="0" w:space="0"/>
+            <w:insideH w:val="none" w:color="auto" w:sz="0" w:space="0"/>
+            <w:insideV w:val="none" w:color="auto" w:sz="0" w:space="0"/>
+          </w:tblBorders>
+          <w:shd w:val="clear"/>
+          <w:tblCellMar>
+            <w:top w:w="15" w:type="dxa"/>
+            <w:left w:w="15" w:type="dxa"/>
+            <w:bottom w:w="15" w:type="dxa"/>
+            <w:right w:w="15" w:type="dxa"/>
+          </w:tblCellMar>
+        </w:tblPrEx>
+        <w:trPr>
+          <w:trHeight w:val="0" w:hRule="atLeast"/>
+        </w:trPr>
+        <w:tc>
+          <w:tcPr>
+            <w:tcW w:w="0" w:type="auto"/>
+            <w:shd w:val="clear"/>
+            <w:tcMar>
+              <w:top w:w="0" w:type="dxa"/>
+              <w:left w:w="100" w:type="dxa"/>
+              <w:bottom w:w="0" w:type="dxa"/>
+              <w:right w:w="100" w:type="dxa"/>
+            </w:tcMar>
+            <w:vAlign w:val="top"/>
+          </w:tcPr>
+          <w:p>
+            <w:pPr>
+              <w:pStyle w:val="4"/>
+              <w:keepNext w:val="0"/>
+              <w:keepLines w:val="0"/>
+              <w:widowControl/>
+              <w:suppressLineNumbers w:val="0"/>
+              <w:bidi w:val="0"/>
+              <w:spacing w:before="0" w:beforeAutospacing="0" w:after="0" w:afterAutospacing="0" w:line="15" w:lineRule="atLeast"/>
+              <w:jc w:val="both"/>
+            </w:pPr>
+            <w:r>
+              <w:rPr>
+                <w:rFonts w:hint="default" w:ascii="Times New Roman" w:hAnsi="Times New Roman" w:cs="Times New Roman"/>
+                <w:i w:val="0"/>
+                <w:iCs w:val="0"/>
+                <w:color w:val="000000"/>
+                <w:sz w:val="22"/>
+                <w:szCs w:val="22"/>
+                <w:u w:val="none"/>
+                <w:bdr w:val="none" w:color="auto" w:sz="0" w:space="0"/>
+                <w:vertAlign w:val="baseline"/>
+              </w:rPr>
+              <w:t>Hélice de Paletas</w:t>
+            </w:r>
+          </w:p>
+        </w:tc>
+        <w:tc>
+          <w:tcPr>
+            <w:tcW w:w="0" w:type="auto"/>
+            <w:shd w:val="clear"/>
+            <w:tcMar>
+              <w:top w:w="0" w:type="dxa"/>
+              <w:left w:w="100" w:type="dxa"/>
+              <w:bottom w:w="0" w:type="dxa"/>
+              <w:right w:w="100" w:type="dxa"/>
+            </w:tcMar>
+            <w:vAlign w:val="top"/>
+          </w:tcPr>
+          <w:p>
+            <w:pPr>
+              <w:pStyle w:val="4"/>
+              <w:keepNext w:val="0"/>
+              <w:keepLines w:val="0"/>
+              <w:widowControl/>
+              <w:suppressLineNumbers w:val="0"/>
+              <w:bidi w:val="0"/>
+              <w:spacing w:before="0" w:beforeAutospacing="0" w:after="0" w:afterAutospacing="0" w:line="15" w:lineRule="atLeast"/>
+              <w:jc w:val="both"/>
+            </w:pPr>
+            <w:r>
+              <w:rPr>
+                <w:rFonts w:hint="default" w:ascii="Times New Roman" w:hAnsi="Times New Roman" w:cs="Times New Roman"/>
+                <w:i w:val="0"/>
+                <w:iCs w:val="0"/>
+                <w:color w:val="000000"/>
+                <w:sz w:val="22"/>
+                <w:szCs w:val="22"/>
+                <w:u w:val="none"/>
+                <w:bdr w:val="none" w:color="auto" w:sz="0" w:space="0"/>
+                <w:vertAlign w:val="baseline"/>
+              </w:rPr>
+              <w:t>Se usa también para realizar mezclas</w:t>
+            </w:r>
+          </w:p>
+        </w:tc>
+        <w:tc>
+          <w:tcPr>
+            <w:tcW w:w="0" w:type="auto"/>
+            <w:shd w:val="clear"/>
+            <w:tcMar>
+              <w:top w:w="0" w:type="dxa"/>
+              <w:left w:w="100" w:type="dxa"/>
+              <w:bottom w:w="0" w:type="dxa"/>
+              <w:right w:w="100" w:type="dxa"/>
+            </w:tcMar>
+            <w:vAlign w:val="top"/>
+          </w:tcPr>
+          <w:p>
+            <w:pPr>
+              <w:pStyle w:val="4"/>
+              <w:keepNext w:val="0"/>
+              <w:keepLines w:val="0"/>
+              <w:widowControl/>
+              <w:suppressLineNumbers w:val="0"/>
+              <w:bidi w:val="0"/>
+              <w:spacing w:before="0" w:beforeAutospacing="0" w:after="0" w:afterAutospacing="0" w:line="15" w:lineRule="atLeast"/>
+              <w:jc w:val="both"/>
+            </w:pPr>
+            <w:r>
+              <w:rPr>
+                <w:rFonts w:hint="default" w:ascii="Times New Roman" w:hAnsi="Times New Roman" w:cs="Times New Roman"/>
+                <w:i w:val="0"/>
+                <w:iCs w:val="0"/>
+                <w:color w:val="000000"/>
+                <w:sz w:val="22"/>
+                <w:szCs w:val="22"/>
+                <w:u w:val="none"/>
+                <w:bdr w:val="none" w:color="auto" w:sz="0" w:space="0"/>
+                <w:vertAlign w:val="baseline"/>
+              </w:rPr>
+              <w:drawing>
+                <wp:inline distT="0" distB="0" distL="114300" distR="114300">
+                  <wp:extent cx="1628775" cy="800100"/>
+                  <wp:effectExtent l="0" t="0" r="9525" b="0"/>
+                  <wp:docPr id="5" name="Imagen 12" descr="IMG_263"/>
+                  <wp:cNvGraphicFramePr>
+                    <a:graphicFrameLocks xmlns:a="http://schemas.openxmlformats.org/drawingml/2006/main" noChangeAspect="1"/>
+                  </wp:cNvGraphicFramePr>
+                  <a:graphic xmlns:a="http://schemas.openxmlformats.org/drawingml/2006/main">
+                    <a:graphicData uri="http://schemas.openxmlformats.org/drawingml/2006/picture">
+                      <pic:pic xmlns:pic="http://schemas.openxmlformats.org/drawingml/2006/picture">
+                        <pic:nvPicPr>
+                          <pic:cNvPr id="5" name="Imagen 12" descr="IMG_263"/>
+                          <pic:cNvPicPr>
+                            <a:picLocks noChangeAspect="1"/>
+                          </pic:cNvPicPr>
+                        </pic:nvPicPr>
+                        <pic:blipFill>
+                          <a:blip r:embed="rId15"/>
+                          <a:stretch>
+                            <a:fillRect/>
+                          </a:stretch>
+                        </pic:blipFill>
+                        <pic:spPr>
+                          <a:xfrm>
+                            <a:off x="0" y="0"/>
+                            <a:ext cx="1628775" cy="800100"/>
+                          </a:xfrm>
+                          <a:prstGeom prst="rect">
+                            <a:avLst/>
+                          </a:prstGeom>
+                          <a:noFill/>
+                          <a:ln w="9525">
+                            <a:noFill/>
+                          </a:ln>
+                        </pic:spPr>
+                      </pic:pic>
+                    </a:graphicData>
+                  </a:graphic>
+                </wp:inline>
+              </w:drawing>
+            </w:r>
+          </w:p>
+        </w:tc>
+      </w:tr>
+    </w:tbl>
+    <w:p>
+      <w:bookmarkStart w:id="0" w:name="_GoBack"/>
+      <w:bookmarkEnd w:id="0"/>
+    </w:p>
     <w:sectPr>
       <w:pgSz w:w="11906" w:h="16838"/>
       <w:pgMar w:top="1440" w:right="1800" w:bottom="1440" w:left="1800" w:header="720" w:footer="720" w:gutter="0"/>
